--- a/pdf/cantiLibretto1.docx
+++ b/pdf/cantiLibretto1.docx
@@ -14192,17 +14192,7 @@
           <w:sz w:val="32"/>
           <w:szCs w:val="32"/>
         </w:rPr>
-        <w:t xml:space="preserve">RIT. </w:t>
-      </w:r>
-      <w:r>
-        <w:rPr>
-          <w:rFonts w:ascii="Chalkboard" w:hAnsi="Chalkboard" w:cs="Courier New"/>
-          <w:b/>
-          <w:bCs/>
-          <w:sz w:val="32"/>
-          <w:szCs w:val="32"/>
-        </w:rPr>
-        <w:t>Se vuoi, puoi venire con me,</w:t>
+        <w:t>RIT. Se vuoi, puoi venire con me,</w:t>
       </w:r>
     </w:p>
     <w:p>
@@ -14280,27 +14270,7 @@
           <w:sz w:val="32"/>
           <w:szCs w:val="32"/>
         </w:rPr>
-        <w:t>se vuoi,</w:t>
-      </w:r>
-      <w:r>
-        <w:rPr>
-          <w:rFonts w:ascii="Chalkboard" w:hAnsi="Chalkboard" w:cs="Courier New"/>
-          <w:b/>
-          <w:bCs/>
-          <w:sz w:val="32"/>
-          <w:szCs w:val="32"/>
-        </w:rPr>
-        <w:t xml:space="preserve"> </w:t>
-      </w:r>
-      <w:r>
-        <w:rPr>
-          <w:rFonts w:ascii="Chalkboard" w:hAnsi="Chalkboard" w:cs="Courier New"/>
-          <w:b/>
-          <w:bCs/>
-          <w:sz w:val="32"/>
-          <w:szCs w:val="32"/>
-        </w:rPr>
-        <w:t>la tua sola speranza sarò,</w:t>
+        <w:t>se vuoi, la tua sola speranza sarò,</w:t>
       </w:r>
     </w:p>
     <w:p>
@@ -14339,27 +14309,7 @@
           <w:sz w:val="32"/>
           <w:szCs w:val="32"/>
         </w:rPr>
-        <w:t>se vuoi,</w:t>
-      </w:r>
-      <w:r>
-        <w:rPr>
-          <w:rFonts w:ascii="Chalkboard" w:hAnsi="Chalkboard" w:cs="Courier New"/>
-          <w:b/>
-          <w:bCs/>
-          <w:sz w:val="32"/>
-          <w:szCs w:val="32"/>
-        </w:rPr>
-        <w:t xml:space="preserve"> </w:t>
-      </w:r>
-      <w:r>
-        <w:rPr>
-          <w:rFonts w:ascii="Chalkboard" w:hAnsi="Chalkboard" w:cs="Courier New"/>
-          <w:b/>
-          <w:bCs/>
-          <w:sz w:val="32"/>
-          <w:szCs w:val="32"/>
-        </w:rPr>
-        <w:t>a me per sempre ti legherò.</w:t>
+        <w:t>se vuoi, a me per sempre ti legherò.</w:t>
       </w:r>
     </w:p>
     <w:p>
@@ -14984,6 +14934,359 @@
           <w:szCs w:val="32"/>
         </w:rPr>
       </w:pPr>
+    </w:p>
+    <w:p>
+      <w:pPr>
+        <w:pStyle w:val="NormaleWeb"/>
+        <w:shd w:val="clear" w:color="auto" w:fill="FFFFFF"/>
+        <w:spacing w:before="0" w:beforeAutospacing="0" w:after="0" w:afterAutospacing="0"/>
+        <w:rPr>
+          <w:rFonts w:ascii="Chalkboard" w:hAnsi="Chalkboard" w:cs="Arial"/>
+          <w:b/>
+          <w:bCs/>
+          <w:sz w:val="36"/>
+          <w:szCs w:val="36"/>
+          <w:u w:val="single"/>
+        </w:rPr>
+      </w:pPr>
+      <w:r>
+        <w:rPr>
+          <w:rFonts w:ascii="Chalkboard" w:hAnsi="Chalkboard" w:cs="Arial"/>
+          <w:b/>
+          <w:bCs/>
+          <w:sz w:val="36"/>
+          <w:szCs w:val="36"/>
+          <w:u w:val="single"/>
+        </w:rPr>
+        <w:t>COM’È BELLO, COME DÀ GIOIA</w:t>
+      </w:r>
+    </w:p>
+    <w:p>
+      <w:pPr>
+        <w:rPr>
+          <w:rFonts w:ascii="Chalkboard" w:hAnsi="Chalkboard" w:cs="Arial"/>
+          <w:b/>
+          <w:bCs/>
+          <w:sz w:val="20"/>
+          <w:szCs w:val="20"/>
+          <w:u w:val="single"/>
+        </w:rPr>
+      </w:pPr>
+    </w:p>
+    <w:p>
+      <w:pPr>
+        <w:pStyle w:val="accapo"/>
+        <w:shd w:val="clear" w:color="auto" w:fill="FFFFFF"/>
+        <w:spacing w:before="0" w:beforeAutospacing="0" w:after="0" w:afterAutospacing="0"/>
+        <w:rPr>
+          <w:rFonts w:ascii="Chalkboard" w:hAnsi="Chalkboard"/>
+          <w:b/>
+          <w:bCs/>
+          <w:sz w:val="32"/>
+          <w:szCs w:val="32"/>
+        </w:rPr>
+      </w:pPr>
+      <w:r>
+        <w:rPr>
+          <w:rFonts w:ascii="Chalkboard" w:hAnsi="Chalkboard"/>
+          <w:b/>
+          <w:bCs/>
+          <w:sz w:val="32"/>
+          <w:szCs w:val="32"/>
+        </w:rPr>
+        <w:t>RIT. Com'è bello, come da' gioia, che i fratelli stiano insieme.</w:t>
+      </w:r>
+    </w:p>
+    <w:p>
+      <w:pPr>
+        <w:pStyle w:val="accapo"/>
+        <w:shd w:val="clear" w:color="auto" w:fill="FFFFFF"/>
+        <w:spacing w:before="0" w:beforeAutospacing="0" w:after="0" w:afterAutospacing="0"/>
+        <w:rPr>
+          <w:rFonts w:ascii="Chalkboard" w:hAnsi="Chalkboard"/>
+          <w:sz w:val="20"/>
+          <w:szCs w:val="20"/>
+        </w:rPr>
+      </w:pPr>
+    </w:p>
+    <w:p>
+      <w:pPr>
+        <w:pStyle w:val="accapo"/>
+        <w:shd w:val="clear" w:color="auto" w:fill="FFFFFF"/>
+        <w:spacing w:before="0" w:beforeAutospacing="0" w:after="0" w:afterAutospacing="0"/>
+        <w:rPr>
+          <w:rFonts w:ascii="Chalkboard" w:hAnsi="Chalkboard"/>
+          <w:sz w:val="32"/>
+          <w:szCs w:val="32"/>
+        </w:rPr>
+      </w:pPr>
+      <w:r>
+        <w:rPr>
+          <w:rFonts w:ascii="Chalkboard" w:hAnsi="Chalkboard"/>
+          <w:sz w:val="32"/>
+          <w:szCs w:val="32"/>
+        </w:rPr>
+        <w:t>1- È</w:t>
+      </w:r>
+      <w:r>
+        <w:rPr>
+          <w:rFonts w:ascii="Chalkboard" w:hAnsi="Chalkboard"/>
+          <w:sz w:val="32"/>
+          <w:szCs w:val="32"/>
+        </w:rPr>
+        <w:t> come unguento che dal capo</w:t>
+      </w:r>
+      <w:r>
+        <w:rPr>
+          <w:rFonts w:ascii="Chalkboard" w:hAnsi="Chalkboard"/>
+          <w:sz w:val="32"/>
+          <w:szCs w:val="32"/>
+        </w:rPr>
+        <w:t xml:space="preserve"> </w:t>
+      </w:r>
+      <w:r>
+        <w:rPr>
+          <w:rFonts w:ascii="Chalkboard" w:hAnsi="Chalkboard"/>
+          <w:sz w:val="32"/>
+          <w:szCs w:val="32"/>
+        </w:rPr>
+        <w:t>discende giù' sulla barba di Aronne</w:t>
+      </w:r>
+      <w:r>
+        <w:rPr>
+          <w:rFonts w:ascii="Chalkboard" w:hAnsi="Chalkboard"/>
+          <w:sz w:val="32"/>
+          <w:szCs w:val="32"/>
+        </w:rPr>
+        <w:t>. (2v.)</w:t>
+      </w:r>
+    </w:p>
+    <w:p>
+      <w:pPr>
+        <w:pStyle w:val="accapo"/>
+        <w:shd w:val="clear" w:color="auto" w:fill="FFFFFF"/>
+        <w:spacing w:before="0" w:beforeAutospacing="0" w:after="0" w:afterAutospacing="0"/>
+        <w:rPr>
+          <w:rFonts w:ascii="Chalkboard" w:hAnsi="Chalkboard"/>
+          <w:sz w:val="20"/>
+          <w:szCs w:val="20"/>
+        </w:rPr>
+      </w:pPr>
+    </w:p>
+    <w:p>
+      <w:pPr>
+        <w:pStyle w:val="accapo"/>
+        <w:shd w:val="clear" w:color="auto" w:fill="FFFFFF"/>
+        <w:spacing w:before="0" w:beforeAutospacing="0" w:after="0" w:afterAutospacing="0"/>
+        <w:rPr>
+          <w:rFonts w:ascii="Chalkboard" w:hAnsi="Chalkboard"/>
+          <w:sz w:val="32"/>
+          <w:szCs w:val="32"/>
+        </w:rPr>
+      </w:pPr>
+      <w:r>
+        <w:rPr>
+          <w:rFonts w:ascii="Chalkboard" w:hAnsi="Chalkboard"/>
+          <w:sz w:val="32"/>
+          <w:szCs w:val="32"/>
+        </w:rPr>
+        <w:t>2- È</w:t>
+      </w:r>
+      <w:r>
+        <w:rPr>
+          <w:rFonts w:ascii="Chalkboard" w:hAnsi="Chalkboard"/>
+          <w:sz w:val="32"/>
+          <w:szCs w:val="32"/>
+        </w:rPr>
+        <w:t> come unguento che dal capo discende </w:t>
+      </w:r>
+    </w:p>
+    <w:p>
+      <w:pPr>
+        <w:pStyle w:val="accapo"/>
+        <w:shd w:val="clear" w:color="auto" w:fill="FFFFFF"/>
+        <w:spacing w:before="0" w:beforeAutospacing="0" w:after="0" w:afterAutospacing="0"/>
+        <w:rPr>
+          <w:rFonts w:ascii="Chalkboard" w:hAnsi="Chalkboard"/>
+          <w:sz w:val="32"/>
+          <w:szCs w:val="32"/>
+        </w:rPr>
+      </w:pPr>
+      <w:r>
+        <w:rPr>
+          <w:rFonts w:ascii="Chalkboard" w:hAnsi="Chalkboard"/>
+          <w:sz w:val="32"/>
+          <w:szCs w:val="32"/>
+        </w:rPr>
+        <w:t>giù sugli orli del manto.</w:t>
+      </w:r>
+      <w:r>
+        <w:rPr>
+          <w:rFonts w:ascii="Chalkboard" w:hAnsi="Chalkboard"/>
+          <w:sz w:val="32"/>
+          <w:szCs w:val="32"/>
+        </w:rPr>
+        <w:t xml:space="preserve"> (2v.)</w:t>
+      </w:r>
+    </w:p>
+    <w:p>
+      <w:pPr>
+        <w:pStyle w:val="accapo"/>
+        <w:shd w:val="clear" w:color="auto" w:fill="FFFFFF"/>
+        <w:spacing w:before="0" w:beforeAutospacing="0" w:after="0" w:afterAutospacing="0"/>
+        <w:rPr>
+          <w:rFonts w:ascii="Chalkboard" w:hAnsi="Chalkboard"/>
+          <w:sz w:val="20"/>
+          <w:szCs w:val="20"/>
+        </w:rPr>
+      </w:pPr>
+    </w:p>
+    <w:p>
+      <w:pPr>
+        <w:pStyle w:val="accapo"/>
+        <w:shd w:val="clear" w:color="auto" w:fill="FFFFFF"/>
+        <w:spacing w:before="0" w:beforeAutospacing="0" w:after="0" w:afterAutospacing="0"/>
+        <w:rPr>
+          <w:rFonts w:ascii="Chalkboard" w:hAnsi="Chalkboard"/>
+          <w:sz w:val="32"/>
+          <w:szCs w:val="32"/>
+        </w:rPr>
+      </w:pPr>
+      <w:r>
+        <w:rPr>
+          <w:rFonts w:ascii="Chalkboard" w:hAnsi="Chalkboard"/>
+          <w:sz w:val="32"/>
+          <w:szCs w:val="32"/>
+        </w:rPr>
+        <w:t xml:space="preserve">3 - </w:t>
+      </w:r>
+      <w:r>
+        <w:rPr>
+          <w:rFonts w:ascii="Chalkboard" w:hAnsi="Chalkboard"/>
+          <w:sz w:val="32"/>
+          <w:szCs w:val="32"/>
+        </w:rPr>
+        <w:t>Come rugiada che dall'</w:t>
+      </w:r>
+      <w:proofErr w:type="spellStart"/>
+      <w:r>
+        <w:rPr>
+          <w:rFonts w:ascii="Chalkboard" w:hAnsi="Chalkboard"/>
+          <w:sz w:val="32"/>
+          <w:szCs w:val="32"/>
+        </w:rPr>
+        <w:t>Ermon</w:t>
+      </w:r>
+      <w:proofErr w:type="spellEnd"/>
+      <w:r>
+        <w:rPr>
+          <w:rFonts w:ascii="Chalkboard" w:hAnsi="Chalkboard"/>
+          <w:sz w:val="32"/>
+          <w:szCs w:val="32"/>
+        </w:rPr>
+        <w:t> </w:t>
+      </w:r>
+    </w:p>
+    <w:p>
+      <w:pPr>
+        <w:pStyle w:val="accapo"/>
+        <w:shd w:val="clear" w:color="auto" w:fill="FFFFFF"/>
+        <w:spacing w:before="0" w:beforeAutospacing="0" w:after="0" w:afterAutospacing="0"/>
+        <w:rPr>
+          <w:rFonts w:ascii="Chalkboard" w:hAnsi="Chalkboard"/>
+          <w:sz w:val="32"/>
+          <w:szCs w:val="32"/>
+        </w:rPr>
+      </w:pPr>
+      <w:r>
+        <w:rPr>
+          <w:rFonts w:ascii="Chalkboard" w:hAnsi="Chalkboard"/>
+          <w:sz w:val="32"/>
+          <w:szCs w:val="32"/>
+        </w:rPr>
+        <w:t>discende giù sui monti di Sion.</w:t>
+      </w:r>
+      <w:r>
+        <w:rPr>
+          <w:rFonts w:ascii="Chalkboard" w:hAnsi="Chalkboard"/>
+          <w:sz w:val="32"/>
+          <w:szCs w:val="32"/>
+        </w:rPr>
+        <w:t xml:space="preserve"> (2v.)</w:t>
+      </w:r>
+    </w:p>
+    <w:p>
+      <w:pPr>
+        <w:pStyle w:val="accapo"/>
+        <w:shd w:val="clear" w:color="auto" w:fill="FFFFFF"/>
+        <w:spacing w:before="0" w:beforeAutospacing="0" w:after="0" w:afterAutospacing="0"/>
+        <w:rPr>
+          <w:rFonts w:ascii="Chalkboard" w:hAnsi="Chalkboard"/>
+          <w:sz w:val="20"/>
+          <w:szCs w:val="20"/>
+        </w:rPr>
+      </w:pPr>
+    </w:p>
+    <w:p>
+      <w:pPr>
+        <w:pStyle w:val="accapo"/>
+        <w:shd w:val="clear" w:color="auto" w:fill="FFFFFF"/>
+        <w:spacing w:before="0" w:beforeAutospacing="0" w:after="0" w:afterAutospacing="0"/>
+        <w:rPr>
+          <w:rFonts w:ascii="Chalkboard" w:hAnsi="Chalkboard"/>
+          <w:sz w:val="32"/>
+          <w:szCs w:val="32"/>
+        </w:rPr>
+      </w:pPr>
+      <w:r>
+        <w:rPr>
+          <w:rFonts w:ascii="Chalkboard" w:hAnsi="Chalkboard"/>
+          <w:sz w:val="32"/>
+          <w:szCs w:val="32"/>
+        </w:rPr>
+        <w:t xml:space="preserve">4 - </w:t>
+      </w:r>
+      <w:r>
+        <w:rPr>
+          <w:rFonts w:ascii="Chalkboard" w:hAnsi="Chalkboard"/>
+          <w:sz w:val="32"/>
+          <w:szCs w:val="32"/>
+        </w:rPr>
+        <w:t>Ci benedica il Signore dall'alto:</w:t>
+      </w:r>
+      <w:r>
+        <w:rPr>
+          <w:rFonts w:ascii="Chalkboard" w:hAnsi="Chalkboard"/>
+          <w:sz w:val="32"/>
+          <w:szCs w:val="32"/>
+        </w:rPr>
+        <w:t xml:space="preserve"> </w:t>
+      </w:r>
+    </w:p>
+    <w:p>
+      <w:pPr>
+        <w:rPr>
+          <w:rFonts w:ascii="Chalkboard" w:hAnsi="Chalkboard"/>
+          <w:sz w:val="32"/>
+          <w:szCs w:val="32"/>
+        </w:rPr>
+      </w:pPr>
+      <w:r>
+        <w:rPr>
+          <w:rFonts w:ascii="Chalkboard" w:hAnsi="Chalkboard"/>
+          <w:sz w:val="32"/>
+          <w:szCs w:val="32"/>
+        </w:rPr>
+        <w:t>la vita ci dona in eterno.</w:t>
+      </w:r>
+      <w:r>
+        <w:rPr>
+          <w:rFonts w:ascii="Chalkboard" w:hAnsi="Chalkboard"/>
+          <w:sz w:val="32"/>
+          <w:szCs w:val="32"/>
+        </w:rPr>
+        <w:t xml:space="preserve"> (2v.)</w:t>
+      </w:r>
     </w:p>
     <w:sectPr>
       <w:pgSz w:w="11900" w:h="16840"/>

--- a/pdf/cantiLibretto1.docx
+++ b/pdf/cantiLibretto1.docx
@@ -15286,6 +15286,446 @@
           <w:szCs w:val="32"/>
         </w:rPr>
         <w:t xml:space="preserve"> (2v.)</w:t>
+      </w:r>
+    </w:p>
+    <w:p>
+      <w:pPr>
+        <w:rPr>
+          <w:rFonts w:ascii="Chalkboard" w:hAnsi="Chalkboard"/>
+          <w:sz w:val="32"/>
+          <w:szCs w:val="32"/>
+        </w:rPr>
+      </w:pPr>
+    </w:p>
+    <w:p>
+      <w:pPr>
+        <w:pStyle w:val="NormaleWeb"/>
+        <w:shd w:val="clear" w:color="auto" w:fill="FFFFFF"/>
+        <w:spacing w:before="0" w:beforeAutospacing="0" w:after="0" w:afterAutospacing="0"/>
+        <w:rPr>
+          <w:rFonts w:ascii="Chalkboard" w:hAnsi="Chalkboard" w:cs="Arial"/>
+          <w:b/>
+          <w:bCs/>
+          <w:sz w:val="36"/>
+          <w:szCs w:val="36"/>
+          <w:u w:val="single"/>
+        </w:rPr>
+      </w:pPr>
+      <w:r>
+        <w:rPr>
+          <w:rFonts w:ascii="Chalkboard" w:hAnsi="Chalkboard" w:cs="Arial"/>
+          <w:b/>
+          <w:bCs/>
+          <w:sz w:val="36"/>
+          <w:szCs w:val="36"/>
+          <w:u w:val="single"/>
+        </w:rPr>
+        <w:t>ANNUNCIARE IL VANGELO</w:t>
+      </w:r>
+    </w:p>
+    <w:p>
+      <w:pPr>
+        <w:rPr>
+          <w:rFonts w:ascii="Chalkboard" w:hAnsi="Chalkboard"/>
+          <w:sz w:val="20"/>
+          <w:szCs w:val="20"/>
+        </w:rPr>
+      </w:pPr>
+    </w:p>
+    <w:p>
+      <w:pPr>
+        <w:rPr>
+          <w:rFonts w:ascii="Chalkboard" w:hAnsi="Chalkboard"/>
+          <w:sz w:val="32"/>
+          <w:szCs w:val="32"/>
+        </w:rPr>
+      </w:pPr>
+      <w:r>
+        <w:rPr>
+          <w:rFonts w:ascii="Chalkboard" w:hAnsi="Chalkboard"/>
+          <w:sz w:val="32"/>
+          <w:szCs w:val="32"/>
+        </w:rPr>
+        <w:t xml:space="preserve">1 - </w:t>
+      </w:r>
+      <w:r>
+        <w:rPr>
+          <w:rFonts w:ascii="Chalkboard" w:hAnsi="Chalkboard"/>
+          <w:sz w:val="32"/>
+          <w:szCs w:val="32"/>
+        </w:rPr>
+        <w:t xml:space="preserve">Ogni giorno penso alla vita che farò, </w:t>
+      </w:r>
+    </w:p>
+    <w:p>
+      <w:pPr>
+        <w:rPr>
+          <w:rFonts w:ascii="Chalkboard" w:hAnsi="Chalkboard"/>
+          <w:sz w:val="32"/>
+          <w:szCs w:val="32"/>
+        </w:rPr>
+      </w:pPr>
+      <w:r>
+        <w:rPr>
+          <w:rFonts w:ascii="Chalkboard" w:hAnsi="Chalkboard"/>
+          <w:sz w:val="32"/>
+          <w:szCs w:val="32"/>
+        </w:rPr>
+        <w:t>se potente e ricco io diventerò</w:t>
+      </w:r>
+      <w:r>
+        <w:rPr>
+          <w:rFonts w:ascii="Chalkboard" w:hAnsi="Chalkboard"/>
+          <w:sz w:val="32"/>
+          <w:szCs w:val="32"/>
+        </w:rPr>
+        <w:t>.</w:t>
+      </w:r>
+    </w:p>
+    <w:p>
+      <w:pPr>
+        <w:rPr>
+          <w:rFonts w:ascii="Chalkboard" w:hAnsi="Chalkboard"/>
+          <w:sz w:val="32"/>
+          <w:szCs w:val="32"/>
+        </w:rPr>
+      </w:pPr>
+      <w:r>
+        <w:rPr>
+          <w:rFonts w:ascii="Chalkboard" w:hAnsi="Chalkboard"/>
+          <w:sz w:val="32"/>
+          <w:szCs w:val="32"/>
+        </w:rPr>
+        <w:t>C</w:t>
+      </w:r>
+      <w:r>
+        <w:rPr>
+          <w:rFonts w:ascii="Chalkboard" w:hAnsi="Chalkboard"/>
+          <w:sz w:val="32"/>
+          <w:szCs w:val="32"/>
+        </w:rPr>
+        <w:t xml:space="preserve">’è qualcosa di più grande che io possa far: </w:t>
+      </w:r>
+    </w:p>
+    <w:p>
+      <w:pPr>
+        <w:rPr>
+          <w:rFonts w:ascii="Chalkboard" w:hAnsi="Chalkboard"/>
+          <w:sz w:val="32"/>
+          <w:szCs w:val="32"/>
+        </w:rPr>
+      </w:pPr>
+      <w:r>
+        <w:rPr>
+          <w:rFonts w:ascii="Chalkboard" w:hAnsi="Chalkboard"/>
+          <w:sz w:val="32"/>
+          <w:szCs w:val="32"/>
+        </w:rPr>
+        <w:t xml:space="preserve">nella vigna tua mi chiami a lavorar. </w:t>
+      </w:r>
+    </w:p>
+    <w:p>
+      <w:pPr>
+        <w:rPr>
+          <w:rFonts w:ascii="Chalkboard" w:hAnsi="Chalkboard"/>
+          <w:sz w:val="20"/>
+          <w:szCs w:val="20"/>
+        </w:rPr>
+      </w:pPr>
+    </w:p>
+    <w:p>
+      <w:pPr>
+        <w:rPr>
+          <w:rFonts w:ascii="Chalkboard" w:hAnsi="Chalkboard"/>
+          <w:b/>
+          <w:bCs/>
+          <w:sz w:val="32"/>
+          <w:szCs w:val="32"/>
+        </w:rPr>
+      </w:pPr>
+      <w:r>
+        <w:rPr>
+          <w:rFonts w:ascii="Chalkboard" w:hAnsi="Chalkboard"/>
+          <w:b/>
+          <w:bCs/>
+          <w:sz w:val="32"/>
+          <w:szCs w:val="32"/>
+        </w:rPr>
+        <w:t xml:space="preserve">RIT. </w:t>
+      </w:r>
+      <w:r>
+        <w:rPr>
+          <w:rFonts w:ascii="Chalkboard" w:hAnsi="Chalkboard"/>
+          <w:b/>
+          <w:bCs/>
+          <w:sz w:val="32"/>
+          <w:szCs w:val="32"/>
+        </w:rPr>
+        <w:t xml:space="preserve">Annunciare il vangelo, </w:t>
+      </w:r>
+    </w:p>
+    <w:p>
+      <w:pPr>
+        <w:rPr>
+          <w:rFonts w:ascii="Chalkboard" w:hAnsi="Chalkboard"/>
+          <w:b/>
+          <w:bCs/>
+          <w:sz w:val="32"/>
+          <w:szCs w:val="32"/>
+        </w:rPr>
+      </w:pPr>
+      <w:r>
+        <w:rPr>
+          <w:rFonts w:ascii="Chalkboard" w:hAnsi="Chalkboard"/>
+          <w:b/>
+          <w:bCs/>
+          <w:sz w:val="32"/>
+          <w:szCs w:val="32"/>
+        </w:rPr>
+        <w:t xml:space="preserve">è la buona notizia che la vita non deve finire. </w:t>
+      </w:r>
+    </w:p>
+    <w:p>
+      <w:pPr>
+        <w:rPr>
+          <w:rFonts w:ascii="Chalkboard" w:hAnsi="Chalkboard"/>
+          <w:b/>
+          <w:bCs/>
+          <w:sz w:val="32"/>
+          <w:szCs w:val="32"/>
+        </w:rPr>
+      </w:pPr>
+      <w:r>
+        <w:rPr>
+          <w:rFonts w:ascii="Chalkboard" w:hAnsi="Chalkboard"/>
+          <w:b/>
+          <w:bCs/>
+          <w:sz w:val="32"/>
+          <w:szCs w:val="32"/>
+        </w:rPr>
+        <w:t>È</w:t>
+      </w:r>
+      <w:r>
+        <w:rPr>
+          <w:rFonts w:ascii="Chalkboard" w:hAnsi="Chalkboard"/>
+          <w:b/>
+          <w:bCs/>
+          <w:sz w:val="32"/>
+          <w:szCs w:val="32"/>
+        </w:rPr>
+        <w:t xml:space="preserve"> gridare fino al cielo </w:t>
+      </w:r>
+    </w:p>
+    <w:p>
+      <w:pPr>
+        <w:rPr>
+          <w:rFonts w:ascii="Chalkboard" w:hAnsi="Chalkboard"/>
+          <w:b/>
+          <w:bCs/>
+          <w:sz w:val="32"/>
+          <w:szCs w:val="32"/>
+        </w:rPr>
+      </w:pPr>
+      <w:r>
+        <w:rPr>
+          <w:rFonts w:ascii="Chalkboard" w:hAnsi="Chalkboard"/>
+          <w:b/>
+          <w:bCs/>
+          <w:sz w:val="32"/>
+          <w:szCs w:val="32"/>
+        </w:rPr>
+        <w:t xml:space="preserve">che il Signore è risorto </w:t>
+      </w:r>
+    </w:p>
+    <w:p>
+      <w:pPr>
+        <w:rPr>
+          <w:rFonts w:ascii="Chalkboard" w:hAnsi="Chalkboard"/>
+          <w:b/>
+          <w:bCs/>
+          <w:sz w:val="32"/>
+          <w:szCs w:val="32"/>
+        </w:rPr>
+      </w:pPr>
+      <w:r>
+        <w:rPr>
+          <w:rFonts w:ascii="Chalkboard" w:hAnsi="Chalkboard"/>
+          <w:b/>
+          <w:bCs/>
+          <w:sz w:val="32"/>
+          <w:szCs w:val="32"/>
+        </w:rPr>
+        <w:t xml:space="preserve">e che da soli non ci lascia mai. </w:t>
+      </w:r>
+    </w:p>
+    <w:p>
+      <w:pPr>
+        <w:rPr>
+          <w:rFonts w:ascii="Chalkboard" w:hAnsi="Chalkboard"/>
+          <w:sz w:val="20"/>
+          <w:szCs w:val="20"/>
+        </w:rPr>
+      </w:pPr>
+    </w:p>
+    <w:p>
+      <w:pPr>
+        <w:rPr>
+          <w:rFonts w:ascii="Chalkboard" w:hAnsi="Chalkboard"/>
+          <w:sz w:val="32"/>
+          <w:szCs w:val="32"/>
+        </w:rPr>
+      </w:pPr>
+      <w:r>
+        <w:rPr>
+          <w:rFonts w:ascii="Chalkboard" w:hAnsi="Chalkboard"/>
+          <w:sz w:val="32"/>
+          <w:szCs w:val="32"/>
+        </w:rPr>
+        <w:t xml:space="preserve">2 - </w:t>
+      </w:r>
+      <w:r>
+        <w:rPr>
+          <w:rFonts w:ascii="Chalkboard" w:hAnsi="Chalkboard"/>
+          <w:sz w:val="32"/>
+          <w:szCs w:val="32"/>
+        </w:rPr>
+        <w:t xml:space="preserve">L’uomo d’oggi è sordo e forse non ascolterà, </w:t>
+      </w:r>
+    </w:p>
+    <w:p>
+      <w:pPr>
+        <w:rPr>
+          <w:rFonts w:ascii="Chalkboard" w:hAnsi="Chalkboard"/>
+          <w:sz w:val="32"/>
+          <w:szCs w:val="32"/>
+        </w:rPr>
+      </w:pPr>
+      <w:r>
+        <w:rPr>
+          <w:rFonts w:ascii="Chalkboard" w:hAnsi="Chalkboard"/>
+          <w:sz w:val="32"/>
+          <w:szCs w:val="32"/>
+        </w:rPr>
+        <w:t xml:space="preserve">troppe voci s’alzano in questa società, </w:t>
+      </w:r>
+    </w:p>
+    <w:p>
+      <w:pPr>
+        <w:rPr>
+          <w:rFonts w:ascii="Chalkboard" w:hAnsi="Chalkboard"/>
+          <w:sz w:val="32"/>
+          <w:szCs w:val="32"/>
+        </w:rPr>
+      </w:pPr>
+      <w:r>
+        <w:rPr>
+          <w:rFonts w:ascii="Chalkboard" w:hAnsi="Chalkboard"/>
+          <w:sz w:val="32"/>
+          <w:szCs w:val="32"/>
+        </w:rPr>
+        <w:t xml:space="preserve">ma parole nuove posso proclamare io, </w:t>
+      </w:r>
+    </w:p>
+    <w:p>
+      <w:pPr>
+        <w:rPr>
+          <w:rFonts w:ascii="Chalkboard" w:hAnsi="Chalkboard"/>
+          <w:sz w:val="32"/>
+          <w:szCs w:val="32"/>
+        </w:rPr>
+      </w:pPr>
+      <w:r>
+        <w:rPr>
+          <w:rFonts w:ascii="Chalkboard" w:hAnsi="Chalkboard"/>
+          <w:sz w:val="32"/>
+          <w:szCs w:val="32"/>
+        </w:rPr>
+        <w:t>q</w:t>
+      </w:r>
+      <w:r>
+        <w:rPr>
+          <w:rFonts w:ascii="Chalkboard" w:hAnsi="Chalkboard"/>
+          <w:sz w:val="32"/>
+          <w:szCs w:val="32"/>
+        </w:rPr>
+        <w:t xml:space="preserve">uelle del Signore che ci ha ricondotti a Dio. </w:t>
+      </w:r>
+    </w:p>
+    <w:p>
+      <w:pPr>
+        <w:rPr>
+          <w:rFonts w:ascii="Chalkboard" w:hAnsi="Chalkboard"/>
+          <w:sz w:val="32"/>
+          <w:szCs w:val="32"/>
+        </w:rPr>
+      </w:pPr>
+      <w:r>
+        <w:rPr>
+          <w:rFonts w:ascii="Chalkboard" w:hAnsi="Chalkboard"/>
+          <w:sz w:val="32"/>
+          <w:szCs w:val="32"/>
+        </w:rPr>
+        <w:lastRenderedPageBreak/>
+        <w:t xml:space="preserve">3 - </w:t>
+      </w:r>
+      <w:r>
+        <w:rPr>
+          <w:rFonts w:ascii="Chalkboard" w:hAnsi="Chalkboard"/>
+          <w:sz w:val="32"/>
+          <w:szCs w:val="32"/>
+        </w:rPr>
+        <w:t xml:space="preserve">Ma una cosa così grande a tutti si può dir? </w:t>
+      </w:r>
+    </w:p>
+    <w:p>
+      <w:pPr>
+        <w:rPr>
+          <w:rFonts w:ascii="Chalkboard" w:hAnsi="Chalkboard"/>
+          <w:sz w:val="32"/>
+          <w:szCs w:val="32"/>
+        </w:rPr>
+      </w:pPr>
+      <w:r>
+        <w:rPr>
+          <w:rFonts w:ascii="Chalkboard" w:hAnsi="Chalkboard"/>
+          <w:sz w:val="32"/>
+          <w:szCs w:val="32"/>
+        </w:rPr>
+        <w:t xml:space="preserve">Anche ad un bambino, forse non potrà capir? </w:t>
+      </w:r>
+    </w:p>
+    <w:p>
+      <w:pPr>
+        <w:rPr>
+          <w:rFonts w:ascii="Chalkboard" w:hAnsi="Chalkboard"/>
+          <w:sz w:val="32"/>
+          <w:szCs w:val="32"/>
+        </w:rPr>
+      </w:pPr>
+      <w:r>
+        <w:rPr>
+          <w:rFonts w:ascii="Chalkboard" w:hAnsi="Chalkboard"/>
+          <w:sz w:val="32"/>
+          <w:szCs w:val="32"/>
+        </w:rPr>
+        <w:t xml:space="preserve">Nel vangelo è scritto: “Solo chi bimbo sarà, </w:t>
+      </w:r>
+    </w:p>
+    <w:p>
+      <w:pPr>
+        <w:rPr>
+          <w:rFonts w:ascii="Chalkboard" w:hAnsi="Chalkboard"/>
+          <w:sz w:val="32"/>
+          <w:szCs w:val="32"/>
+        </w:rPr>
+      </w:pPr>
+      <w:r>
+        <w:rPr>
+          <w:rFonts w:ascii="Chalkboard" w:hAnsi="Chalkboard"/>
+          <w:sz w:val="32"/>
+          <w:szCs w:val="32"/>
+        </w:rPr>
+        <w:t xml:space="preserve">avrà parte nel mio regno per l’eternità.” </w:t>
       </w:r>
     </w:p>
     <w:sectPr>

--- a/pdf/cantiLibretto1.docx
+++ b/pdf/cantiLibretto1.docx
@@ -15166,25 +15166,7 @@
           <w:sz w:val="32"/>
           <w:szCs w:val="32"/>
         </w:rPr>
-        <w:t>Come rugiada che dall'</w:t>
-      </w:r>
-      <w:proofErr w:type="spellStart"/>
-      <w:r>
-        <w:rPr>
-          <w:rFonts w:ascii="Chalkboard" w:hAnsi="Chalkboard"/>
-          <w:sz w:val="32"/>
-          <w:szCs w:val="32"/>
-        </w:rPr>
-        <w:t>Ermon</w:t>
-      </w:r>
-      <w:proofErr w:type="spellEnd"/>
-      <w:r>
-        <w:rPr>
-          <w:rFonts w:ascii="Chalkboard" w:hAnsi="Chalkboard"/>
-          <w:sz w:val="32"/>
-          <w:szCs w:val="32"/>
-        </w:rPr>
-        <w:t> </w:t>
+        <w:t>Come rugiada che dall'Ermon </w:t>
       </w:r>
     </w:p>
     <w:p>
@@ -15451,17 +15433,7 @@
           <w:sz w:val="32"/>
           <w:szCs w:val="32"/>
         </w:rPr>
-        <w:t xml:space="preserve">RIT. </w:t>
-      </w:r>
-      <w:r>
-        <w:rPr>
-          <w:rFonts w:ascii="Chalkboard" w:hAnsi="Chalkboard"/>
-          <w:b/>
-          <w:bCs/>
-          <w:sz w:val="32"/>
-          <w:szCs w:val="32"/>
-        </w:rPr>
-        <w:t xml:space="preserve">Annunciare il vangelo, </w:t>
+        <w:t xml:space="preserve">RIT. Annunciare il vangelo, </w:t>
       </w:r>
     </w:p>
     <w:p>
@@ -15503,17 +15475,7 @@
           <w:sz w:val="32"/>
           <w:szCs w:val="32"/>
         </w:rPr>
-        <w:t>È</w:t>
-      </w:r>
-      <w:r>
-        <w:rPr>
-          <w:rFonts w:ascii="Chalkboard" w:hAnsi="Chalkboard"/>
-          <w:b/>
-          <w:bCs/>
-          <w:sz w:val="32"/>
-          <w:szCs w:val="32"/>
-        </w:rPr>
-        <w:t xml:space="preserve"> gridare fino al cielo </w:t>
+        <w:t xml:space="preserve">È gridare fino al cielo </w:t>
       </w:r>
     </w:p>
     <w:p>
@@ -15727,6 +15689,518 @@
         </w:rPr>
         <w:t xml:space="preserve">avrà parte nel mio regno per l’eternità.” </w:t>
       </w:r>
+    </w:p>
+    <w:p>
+      <w:pPr>
+        <w:rPr>
+          <w:rFonts w:ascii="Chalkboard" w:hAnsi="Chalkboard"/>
+          <w:sz w:val="32"/>
+          <w:szCs w:val="32"/>
+        </w:rPr>
+      </w:pPr>
+    </w:p>
+    <w:p>
+      <w:pPr>
+        <w:pStyle w:val="NormaleWeb"/>
+        <w:shd w:val="clear" w:color="auto" w:fill="FFFFFF"/>
+        <w:spacing w:before="0" w:beforeAutospacing="0" w:after="0" w:afterAutospacing="0"/>
+        <w:rPr>
+          <w:rFonts w:ascii="Chalkboard" w:hAnsi="Chalkboard" w:cs="Arial"/>
+          <w:b/>
+          <w:bCs/>
+          <w:sz w:val="36"/>
+          <w:szCs w:val="36"/>
+          <w:u w:val="single"/>
+        </w:rPr>
+      </w:pPr>
+      <w:r>
+        <w:rPr>
+          <w:rFonts w:ascii="Chalkboard" w:hAnsi="Chalkboard" w:cs="Arial"/>
+          <w:b/>
+          <w:bCs/>
+          <w:sz w:val="36"/>
+          <w:szCs w:val="36"/>
+          <w:u w:val="single"/>
+        </w:rPr>
+        <w:t>SU ALI D’AQUILA</w:t>
+      </w:r>
+    </w:p>
+    <w:p>
+      <w:pPr>
+        <w:pStyle w:val="NormaleWeb"/>
+        <w:shd w:val="clear" w:color="auto" w:fill="FFFFFF"/>
+        <w:spacing w:before="0" w:beforeAutospacing="0" w:after="0" w:afterAutospacing="0"/>
+        <w:rPr>
+          <w:rFonts w:ascii="Chalkboard" w:hAnsi="Chalkboard" w:cs="Arial"/>
+          <w:b/>
+          <w:bCs/>
+          <w:sz w:val="20"/>
+          <w:szCs w:val="20"/>
+          <w:u w:val="single"/>
+        </w:rPr>
+      </w:pPr>
+    </w:p>
+    <w:p>
+      <w:pPr>
+        <w:pStyle w:val="le3song"/>
+        <w:shd w:val="clear" w:color="auto" w:fill="FFFFFF"/>
+        <w:spacing w:before="0" w:beforeAutospacing="0" w:after="0" w:afterAutospacing="0"/>
+        <w:rPr>
+          <w:rFonts w:ascii="Chalkboard" w:hAnsi="Chalkboard"/>
+          <w:sz w:val="32"/>
+          <w:szCs w:val="32"/>
+        </w:rPr>
+      </w:pPr>
+      <w:r>
+        <w:rPr>
+          <w:rFonts w:ascii="Chalkboard" w:hAnsi="Chalkboard"/>
+          <w:sz w:val="32"/>
+          <w:szCs w:val="32"/>
+        </w:rPr>
+        <w:t xml:space="preserve">1 - </w:t>
+      </w:r>
+      <w:r>
+        <w:rPr>
+          <w:rFonts w:ascii="Chalkboard" w:hAnsi="Chalkboard"/>
+          <w:sz w:val="32"/>
+          <w:szCs w:val="32"/>
+        </w:rPr>
+        <w:t>Tu che abiti al riparo del Signore</w:t>
+      </w:r>
+      <w:r>
+        <w:rPr>
+          <w:rFonts w:ascii="Chalkboard" w:hAnsi="Chalkboard"/>
+          <w:sz w:val="32"/>
+          <w:szCs w:val="32"/>
+        </w:rPr>
+        <w:br/>
+        <w:t>e che dimori alla sua ombra</w:t>
+      </w:r>
+      <w:r>
+        <w:rPr>
+          <w:rFonts w:ascii="Chalkboard" w:hAnsi="Chalkboard"/>
+          <w:sz w:val="32"/>
+          <w:szCs w:val="32"/>
+        </w:rPr>
+        <w:t>,</w:t>
+      </w:r>
+      <w:r>
+        <w:rPr>
+          <w:rFonts w:ascii="Chalkboard" w:hAnsi="Chalkboard"/>
+          <w:sz w:val="32"/>
+          <w:szCs w:val="32"/>
+        </w:rPr>
+        <w:br/>
+        <w:t>di al Signore</w:t>
+      </w:r>
+      <w:r>
+        <w:rPr>
+          <w:rFonts w:ascii="Chalkboard" w:hAnsi="Chalkboard"/>
+          <w:sz w:val="32"/>
+          <w:szCs w:val="32"/>
+        </w:rPr>
+        <w:t>:</w:t>
+      </w:r>
+      <w:r>
+        <w:rPr>
+          <w:rFonts w:ascii="Chalkboard" w:hAnsi="Chalkboard"/>
+          <w:sz w:val="32"/>
+          <w:szCs w:val="32"/>
+        </w:rPr>
+        <w:t xml:space="preserve"> </w:t>
+      </w:r>
+      <w:r>
+        <w:rPr>
+          <w:rFonts w:ascii="Chalkboard" w:hAnsi="Chalkboard"/>
+          <w:sz w:val="32"/>
+          <w:szCs w:val="32"/>
+        </w:rPr>
+        <w:t>“M</w:t>
+      </w:r>
+      <w:r>
+        <w:rPr>
+          <w:rFonts w:ascii="Chalkboard" w:hAnsi="Chalkboard"/>
+          <w:sz w:val="32"/>
+          <w:szCs w:val="32"/>
+        </w:rPr>
+        <w:t>io Rifugio,</w:t>
+      </w:r>
+      <w:r>
+        <w:rPr>
+          <w:rFonts w:ascii="Chalkboard" w:hAnsi="Chalkboard"/>
+          <w:sz w:val="32"/>
+          <w:szCs w:val="32"/>
+        </w:rPr>
+        <w:br/>
+        <w:t>mia roccia in cui confido</w:t>
+      </w:r>
+      <w:r>
+        <w:rPr>
+          <w:rFonts w:ascii="Chalkboard" w:hAnsi="Chalkboard"/>
+          <w:sz w:val="32"/>
+          <w:szCs w:val="32"/>
+        </w:rPr>
+        <w:t>”</w:t>
+      </w:r>
+      <w:r>
+        <w:rPr>
+          <w:rFonts w:ascii="Chalkboard" w:hAnsi="Chalkboard"/>
+          <w:sz w:val="32"/>
+          <w:szCs w:val="32"/>
+        </w:rPr>
+        <w:t>.</w:t>
+      </w:r>
+    </w:p>
+    <w:p>
+      <w:pPr>
+        <w:pStyle w:val="le3song"/>
+        <w:shd w:val="clear" w:color="auto" w:fill="FFFFFF"/>
+        <w:spacing w:before="0" w:beforeAutospacing="0" w:after="0" w:afterAutospacing="0"/>
+        <w:rPr>
+          <w:rFonts w:ascii="Chalkboard" w:hAnsi="Chalkboard"/>
+          <w:sz w:val="20"/>
+          <w:szCs w:val="20"/>
+        </w:rPr>
+      </w:pPr>
+    </w:p>
+    <w:p>
+      <w:pPr>
+        <w:pStyle w:val="le3song"/>
+        <w:shd w:val="clear" w:color="auto" w:fill="FFFFFF"/>
+        <w:spacing w:before="0" w:beforeAutospacing="0" w:after="0" w:afterAutospacing="0"/>
+        <w:rPr>
+          <w:rFonts w:ascii="Chalkboard" w:hAnsi="Chalkboard"/>
+          <w:b/>
+          <w:bCs/>
+          <w:sz w:val="32"/>
+          <w:szCs w:val="32"/>
+        </w:rPr>
+      </w:pPr>
+      <w:r>
+        <w:rPr>
+          <w:rFonts w:ascii="Chalkboard" w:hAnsi="Chalkboard"/>
+          <w:b/>
+          <w:bCs/>
+          <w:sz w:val="32"/>
+          <w:szCs w:val="32"/>
+        </w:rPr>
+        <w:t>RIT. E ti rialzerà, ti solleverà</w:t>
+      </w:r>
+      <w:r>
+        <w:rPr>
+          <w:rFonts w:ascii="Chalkboard" w:hAnsi="Chalkboard"/>
+          <w:b/>
+          <w:bCs/>
+          <w:sz w:val="32"/>
+          <w:szCs w:val="32"/>
+        </w:rPr>
+        <w:br/>
+        <w:t>su ali d'aquila ti reggerà</w:t>
+      </w:r>
+      <w:r>
+        <w:rPr>
+          <w:rFonts w:ascii="Chalkboard" w:hAnsi="Chalkboard"/>
+          <w:b/>
+          <w:bCs/>
+          <w:sz w:val="32"/>
+          <w:szCs w:val="32"/>
+        </w:rPr>
+        <w:br/>
+        <w:t>sulla brezza dell'alba ti farà brillar</w:t>
+      </w:r>
+      <w:r>
+        <w:rPr>
+          <w:rFonts w:ascii="Chalkboard" w:hAnsi="Chalkboard"/>
+          <w:b/>
+          <w:bCs/>
+          <w:sz w:val="32"/>
+          <w:szCs w:val="32"/>
+        </w:rPr>
+        <w:br/>
+        <w:t>come il sole, cosi nelle sue mani vivrai.</w:t>
+      </w:r>
+    </w:p>
+    <w:p>
+      <w:pPr>
+        <w:pStyle w:val="le3song"/>
+        <w:shd w:val="clear" w:color="auto" w:fill="FFFFFF"/>
+        <w:spacing w:before="0" w:beforeAutospacing="0" w:after="0" w:afterAutospacing="0"/>
+        <w:rPr>
+          <w:rFonts w:ascii="Chalkboard" w:hAnsi="Chalkboard"/>
+          <w:sz w:val="20"/>
+          <w:szCs w:val="20"/>
+        </w:rPr>
+      </w:pPr>
+    </w:p>
+    <w:p>
+      <w:pPr>
+        <w:pStyle w:val="le3song"/>
+        <w:shd w:val="clear" w:color="auto" w:fill="FFFFFF"/>
+        <w:spacing w:before="0" w:beforeAutospacing="0" w:after="0" w:afterAutospacing="0"/>
+        <w:rPr>
+          <w:rFonts w:ascii="Chalkboard" w:hAnsi="Chalkboard"/>
+          <w:sz w:val="32"/>
+          <w:szCs w:val="32"/>
+        </w:rPr>
+      </w:pPr>
+      <w:r>
+        <w:rPr>
+          <w:rFonts w:ascii="Chalkboard" w:hAnsi="Chalkboard"/>
+          <w:sz w:val="32"/>
+          <w:szCs w:val="32"/>
+        </w:rPr>
+        <w:t xml:space="preserve">2 - </w:t>
+      </w:r>
+      <w:r>
+        <w:rPr>
+          <w:rFonts w:ascii="Chalkboard" w:hAnsi="Chalkboard"/>
+          <w:sz w:val="32"/>
+          <w:szCs w:val="32"/>
+        </w:rPr>
+        <w:t>Dal laccio del cacciatore ti libererà</w:t>
+      </w:r>
+      <w:r>
+        <w:rPr>
+          <w:rFonts w:ascii="Chalkboard" w:hAnsi="Chalkboard"/>
+          <w:sz w:val="32"/>
+          <w:szCs w:val="32"/>
+        </w:rPr>
+        <w:br/>
+        <w:t>e dalla carestia che ti distrugge</w:t>
+      </w:r>
+      <w:r>
+        <w:rPr>
+          <w:rFonts w:ascii="Chalkboard" w:hAnsi="Chalkboard"/>
+          <w:sz w:val="32"/>
+          <w:szCs w:val="32"/>
+        </w:rPr>
+        <w:t>,</w:t>
+      </w:r>
+      <w:r>
+        <w:rPr>
+          <w:rFonts w:ascii="Chalkboard" w:hAnsi="Chalkboard"/>
+          <w:sz w:val="32"/>
+          <w:szCs w:val="32"/>
+        </w:rPr>
+        <w:br/>
+        <w:t>poi ti coprirà con le sue ali</w:t>
+      </w:r>
+      <w:r>
+        <w:rPr>
+          <w:rFonts w:ascii="Chalkboard" w:hAnsi="Chalkboard"/>
+          <w:sz w:val="32"/>
+          <w:szCs w:val="32"/>
+        </w:rPr>
+        <w:br/>
+        <w:t>e rifugio troverai.</w:t>
+      </w:r>
+    </w:p>
+    <w:p>
+      <w:pPr>
+        <w:pStyle w:val="le3song"/>
+        <w:shd w:val="clear" w:color="auto" w:fill="FFFFFF"/>
+        <w:spacing w:before="0" w:beforeAutospacing="0" w:after="0" w:afterAutospacing="0"/>
+        <w:rPr>
+          <w:rFonts w:ascii="Chalkboard" w:hAnsi="Chalkboard"/>
+          <w:sz w:val="20"/>
+          <w:szCs w:val="20"/>
+        </w:rPr>
+      </w:pPr>
+    </w:p>
+    <w:p>
+      <w:pPr>
+        <w:pStyle w:val="le3song"/>
+        <w:shd w:val="clear" w:color="auto" w:fill="FFFFFF"/>
+        <w:spacing w:before="0" w:beforeAutospacing="0" w:after="0" w:afterAutospacing="0"/>
+        <w:rPr>
+          <w:rFonts w:ascii="Chalkboard" w:hAnsi="Chalkboard"/>
+          <w:sz w:val="32"/>
+          <w:szCs w:val="32"/>
+        </w:rPr>
+      </w:pPr>
+      <w:r>
+        <w:rPr>
+          <w:rFonts w:ascii="Chalkboard" w:hAnsi="Chalkboard"/>
+          <w:sz w:val="32"/>
+          <w:szCs w:val="32"/>
+        </w:rPr>
+        <w:t xml:space="preserve">3 - </w:t>
+      </w:r>
+      <w:r>
+        <w:rPr>
+          <w:rFonts w:ascii="Chalkboard" w:hAnsi="Chalkboard"/>
+          <w:sz w:val="32"/>
+          <w:szCs w:val="32"/>
+        </w:rPr>
+        <w:t>Non devi temere i terrori della notte</w:t>
+      </w:r>
+      <w:r>
+        <w:rPr>
+          <w:rFonts w:ascii="Chalkboard" w:hAnsi="Chalkboard"/>
+          <w:sz w:val="32"/>
+          <w:szCs w:val="32"/>
+        </w:rPr>
+        <w:br/>
+        <w:t>n</w:t>
+      </w:r>
+      <w:r>
+        <w:rPr>
+          <w:rFonts w:ascii="Chalkboard" w:hAnsi="Chalkboard"/>
+          <w:sz w:val="32"/>
+          <w:szCs w:val="32"/>
+        </w:rPr>
+        <w:t>é</w:t>
+      </w:r>
+      <w:r>
+        <w:rPr>
+          <w:rFonts w:ascii="Chalkboard" w:hAnsi="Chalkboard"/>
+          <w:sz w:val="32"/>
+          <w:szCs w:val="32"/>
+        </w:rPr>
+        <w:t xml:space="preserve"> freccia che vola di giorno</w:t>
+      </w:r>
+      <w:r>
+        <w:rPr>
+          <w:rFonts w:ascii="Chalkboard" w:hAnsi="Chalkboard"/>
+          <w:sz w:val="32"/>
+          <w:szCs w:val="32"/>
+        </w:rPr>
+        <w:t>,</w:t>
+      </w:r>
+      <w:r>
+        <w:rPr>
+          <w:rFonts w:ascii="Chalkboard" w:hAnsi="Chalkboard"/>
+          <w:sz w:val="32"/>
+          <w:szCs w:val="32"/>
+        </w:rPr>
+        <w:br/>
+        <w:t>mille cadranno al tuo fianco</w:t>
+      </w:r>
+      <w:r>
+        <w:rPr>
+          <w:rFonts w:ascii="Chalkboard" w:hAnsi="Chalkboard"/>
+          <w:sz w:val="32"/>
+          <w:szCs w:val="32"/>
+        </w:rPr>
+        <w:br/>
+        <w:t>ma nulla ti colpirà.</w:t>
+      </w:r>
+    </w:p>
+    <w:p>
+      <w:pPr>
+        <w:pStyle w:val="le3song"/>
+        <w:shd w:val="clear" w:color="auto" w:fill="FFFFFF"/>
+        <w:spacing w:before="0" w:beforeAutospacing="0" w:after="0" w:afterAutospacing="0"/>
+        <w:rPr>
+          <w:rFonts w:ascii="Chalkboard" w:hAnsi="Chalkboard"/>
+          <w:sz w:val="20"/>
+          <w:szCs w:val="20"/>
+        </w:rPr>
+      </w:pPr>
+    </w:p>
+    <w:p>
+      <w:pPr>
+        <w:pStyle w:val="le3song"/>
+        <w:shd w:val="clear" w:color="auto" w:fill="FFFFFF"/>
+        <w:spacing w:before="0" w:beforeAutospacing="0" w:after="0" w:afterAutospacing="0"/>
+        <w:rPr>
+          <w:rFonts w:ascii="Chalkboard" w:hAnsi="Chalkboard"/>
+          <w:sz w:val="32"/>
+          <w:szCs w:val="32"/>
+        </w:rPr>
+      </w:pPr>
+      <w:r>
+        <w:rPr>
+          <w:rFonts w:ascii="Chalkboard" w:hAnsi="Chalkboard"/>
+          <w:sz w:val="32"/>
+          <w:szCs w:val="32"/>
+        </w:rPr>
+        <w:t xml:space="preserve">4 - </w:t>
+      </w:r>
+      <w:r>
+        <w:rPr>
+          <w:rFonts w:ascii="Chalkboard" w:hAnsi="Chalkboard"/>
+          <w:sz w:val="32"/>
+          <w:szCs w:val="32"/>
+        </w:rPr>
+        <w:t>Perch</w:t>
+      </w:r>
+      <w:r>
+        <w:rPr>
+          <w:rFonts w:ascii="Chalkboard" w:hAnsi="Chalkboard"/>
+          <w:sz w:val="32"/>
+          <w:szCs w:val="32"/>
+        </w:rPr>
+        <w:t>é</w:t>
+      </w:r>
+      <w:r>
+        <w:rPr>
+          <w:rFonts w:ascii="Chalkboard" w:hAnsi="Chalkboard"/>
+          <w:sz w:val="32"/>
+          <w:szCs w:val="32"/>
+        </w:rPr>
+        <w:t xml:space="preserve"> ai suoi angeli </w:t>
+      </w:r>
+      <w:r>
+        <w:rPr>
+          <w:rFonts w:ascii="Chalkboard" w:hAnsi="Chalkboard"/>
+          <w:sz w:val="32"/>
+          <w:szCs w:val="32"/>
+        </w:rPr>
+        <w:t>h</w:t>
+      </w:r>
+      <w:r>
+        <w:rPr>
+          <w:rFonts w:ascii="Chalkboard" w:hAnsi="Chalkboard"/>
+          <w:sz w:val="32"/>
+          <w:szCs w:val="32"/>
+        </w:rPr>
+        <w:t>a dato un comando</w:t>
+      </w:r>
+      <w:r>
+        <w:rPr>
+          <w:rFonts w:ascii="Chalkboard" w:hAnsi="Chalkboard"/>
+          <w:sz w:val="32"/>
+          <w:szCs w:val="32"/>
+        </w:rPr>
+        <w:br/>
+        <w:t>di preservarti in tutte le tue vie</w:t>
+      </w:r>
+      <w:r>
+        <w:rPr>
+          <w:rFonts w:ascii="Chalkboard" w:hAnsi="Chalkboard"/>
+          <w:sz w:val="32"/>
+          <w:szCs w:val="32"/>
+        </w:rPr>
+        <w:t>,</w:t>
+      </w:r>
+      <w:r>
+        <w:rPr>
+          <w:rFonts w:ascii="Chalkboard" w:hAnsi="Chalkboard"/>
+          <w:sz w:val="32"/>
+          <w:szCs w:val="32"/>
+        </w:rPr>
+        <w:br/>
+        <w:t>ti porteranno sulle loro mani</w:t>
+      </w:r>
+      <w:r>
+        <w:rPr>
+          <w:rFonts w:ascii="Chalkboard" w:hAnsi="Chalkboard"/>
+          <w:sz w:val="32"/>
+          <w:szCs w:val="32"/>
+        </w:rPr>
+        <w:br/>
+        <w:t>contro la pietra non inciamperai.</w:t>
+      </w:r>
+    </w:p>
+    <w:p>
+      <w:pPr>
+        <w:rPr>
+          <w:rFonts w:ascii="Chalkboard" w:hAnsi="Chalkboard"/>
+          <w:sz w:val="32"/>
+          <w:szCs w:val="32"/>
+        </w:rPr>
+      </w:pPr>
     </w:p>
     <w:sectPr>
       <w:pgSz w:w="11900" w:h="16840"/>
